--- a/lessons/декораторы.docx
+++ b/lessons/декораторы.docx
@@ -458,6 +458,42 @@
           <w:lang w:eastAsia="ru-RU"/>
         </w:rPr>
       </w:pPr>
+    </w:p>
+    <w:p>
+      <w:pPr>
+        <w:shd w:val="clear" w:color="auto" w:fill="121314"/>
+        <w:spacing w:line="270" w:lineRule="atLeast"/>
+        <w:rPr>
+          <w:rFonts w:ascii="Menlo" w:eastAsia="Times New Roman" w:hAnsi="Menlo" w:cs="Menlo"/>
+          <w:color w:val="BBBEBF"/>
+          <w:sz w:val="18"/>
+          <w:szCs w:val="18"/>
+          <w:lang w:eastAsia="ru-RU"/>
+        </w:rPr>
+      </w:pPr>
+      <w:r>
+        <w:rPr>
+          <w:rFonts w:ascii="Menlo" w:eastAsia="Times New Roman" w:hAnsi="Menlo" w:cs="Menlo"/>
+          <w:color w:val="BBBEBF"/>
+          <w:sz w:val="18"/>
+          <w:szCs w:val="18"/>
+          <w:lang w:eastAsia="ru-RU"/>
+        </w:rPr>
+        <w:t xml:space="preserve"> </w:t>
+      </w:r>
+    </w:p>
+    <w:p>
+      <w:pPr>
+        <w:shd w:val="clear" w:color="auto" w:fill="121314"/>
+        <w:spacing w:line="270" w:lineRule="atLeast"/>
+        <w:rPr>
+          <w:rFonts w:ascii="Menlo" w:eastAsia="Times New Roman" w:hAnsi="Menlo" w:cs="Menlo"/>
+          <w:color w:val="BBBEBF"/>
+          <w:sz w:val="18"/>
+          <w:szCs w:val="18"/>
+          <w:lang w:eastAsia="ru-RU"/>
+        </w:rPr>
+      </w:pPr>
       <w:r>
         <w:rPr>
           <w:rFonts w:ascii="Menlo" w:eastAsia="Times New Roman" w:hAnsi="Menlo" w:cs="Menlo"/>
@@ -471,12 +507,32 @@
       <w:r>
         <w:rPr>
           <w:rFonts w:ascii="Menlo" w:eastAsia="Times New Roman" w:hAnsi="Menlo" w:cs="Menlo"/>
+          <w:color w:val="FF7B72"/>
+          <w:sz w:val="18"/>
+          <w:szCs w:val="18"/>
+          <w:lang w:eastAsia="ru-RU"/>
+        </w:rPr>
+        <w:t>def</w:t>
+      </w:r>
+      <w:r>
+        <w:rPr>
+          <w:rFonts w:ascii="Menlo" w:eastAsia="Times New Roman" w:hAnsi="Menlo" w:cs="Menlo"/>
+          <w:color w:val="BBBEBF"/>
+          <w:sz w:val="18"/>
+          <w:szCs w:val="18"/>
+          <w:lang w:eastAsia="ru-RU"/>
+        </w:rPr>
+        <w:t xml:space="preserve"> </w:t>
+      </w:r>
+      <w:r>
+        <w:rPr>
+          <w:rFonts w:ascii="Menlo" w:eastAsia="Times New Roman" w:hAnsi="Menlo" w:cs="Menlo"/>
           <w:color w:val="D2A8FF"/>
           <w:sz w:val="18"/>
           <w:szCs w:val="18"/>
           <w:lang w:eastAsia="ru-RU"/>
         </w:rPr>
-        <w:t>@wraps</w:t>
+        <w:t>wrapper</w:t>
       </w:r>
       <w:r>
         <w:rPr>
@@ -488,29 +544,6 @@
         </w:rPr>
         <w:t>(</w:t>
       </w:r>
-    </w:p>
-    <w:p>
-      <w:pPr>
-        <w:shd w:val="clear" w:color="auto" w:fill="121314"/>
-        <w:spacing w:line="270" w:lineRule="atLeast"/>
-        <w:rPr>
-          <w:rFonts w:ascii="Menlo" w:eastAsia="Times New Roman" w:hAnsi="Menlo" w:cs="Menlo"/>
-          <w:color w:val="BBBEBF"/>
-          <w:sz w:val="18"/>
-          <w:szCs w:val="18"/>
-          <w:lang w:eastAsia="ru-RU"/>
-        </w:rPr>
-      </w:pPr>
-      <w:r>
-        <w:rPr>
-          <w:rFonts w:ascii="Menlo" w:eastAsia="Times New Roman" w:hAnsi="Menlo" w:cs="Menlo"/>
-          <w:color w:val="BBBEBF"/>
-          <w:sz w:val="18"/>
-          <w:szCs w:val="18"/>
-          <w:lang w:eastAsia="ru-RU"/>
-        </w:rPr>
-        <w:t xml:space="preserve">      </w:t>
-      </w:r>
       <w:r>
         <w:rPr>
           <w:rFonts w:ascii="Menlo" w:eastAsia="Times New Roman" w:hAnsi="Menlo" w:cs="Menlo"/>
@@ -519,30 +552,294 @@
           <w:szCs w:val="18"/>
           <w:lang w:eastAsia="ru-RU"/>
         </w:rPr>
+        <w:t>name</w:t>
+      </w:r>
+      <w:r>
+        <w:rPr>
+          <w:rFonts w:ascii="Menlo" w:eastAsia="Times New Roman" w:hAnsi="Menlo" w:cs="Menlo"/>
+          <w:color w:val="BBBEBF"/>
+          <w:sz w:val="18"/>
+          <w:szCs w:val="18"/>
+          <w:lang w:eastAsia="ru-RU"/>
+        </w:rPr>
+        <w:t xml:space="preserve">): </w:t>
+      </w:r>
+      <w:r>
+        <w:rPr>
+          <w:rFonts w:ascii="Menlo" w:eastAsia="Times New Roman" w:hAnsi="Menlo" w:cs="Menlo"/>
+          <w:color w:val="8B949E"/>
+          <w:sz w:val="18"/>
+          <w:szCs w:val="18"/>
+          <w:lang w:eastAsia="ru-RU"/>
+        </w:rPr>
+        <w:t>#передаем просто аргумент name</w:t>
+      </w:r>
+    </w:p>
+    <w:p>
+      <w:pPr>
+        <w:shd w:val="clear" w:color="auto" w:fill="121314"/>
+        <w:spacing w:line="270" w:lineRule="atLeast"/>
+        <w:rPr>
+          <w:rFonts w:ascii="Menlo" w:eastAsia="Times New Roman" w:hAnsi="Menlo" w:cs="Menlo"/>
+          <w:color w:val="BBBEBF"/>
+          <w:sz w:val="18"/>
+          <w:szCs w:val="18"/>
+          <w:lang w:eastAsia="ru-RU"/>
+        </w:rPr>
+      </w:pPr>
+    </w:p>
+    <w:p>
+      <w:pPr>
+        <w:shd w:val="clear" w:color="auto" w:fill="121314"/>
+        <w:spacing w:line="270" w:lineRule="atLeast"/>
+        <w:rPr>
+          <w:rFonts w:ascii="Menlo" w:eastAsia="Times New Roman" w:hAnsi="Menlo" w:cs="Menlo"/>
+          <w:color w:val="BBBEBF"/>
+          <w:sz w:val="18"/>
+          <w:szCs w:val="18"/>
+          <w:lang w:eastAsia="ru-RU"/>
+        </w:rPr>
+      </w:pPr>
+      <w:r>
+        <w:rPr>
+          <w:rFonts w:ascii="Menlo" w:eastAsia="Times New Roman" w:hAnsi="Menlo" w:cs="Menlo"/>
+          <w:color w:val="BBBEBF"/>
+          <w:sz w:val="18"/>
+          <w:szCs w:val="18"/>
+          <w:lang w:eastAsia="ru-RU"/>
+        </w:rPr>
+        <w:t xml:space="preserve">    </w:t>
+      </w:r>
+      <w:r>
+        <w:rPr>
+          <w:rFonts w:ascii="Menlo" w:eastAsia="Times New Roman" w:hAnsi="Menlo" w:cs="Menlo"/>
+          <w:color w:val="8B949E"/>
+          <w:sz w:val="18"/>
+          <w:szCs w:val="18"/>
+          <w:lang w:eastAsia="ru-RU"/>
+        </w:rPr>
+        <w:t># --- 1. Код ДО вызова основной функции ---</w:t>
+      </w:r>
+    </w:p>
+    <w:p>
+      <w:pPr>
+        <w:shd w:val="clear" w:color="auto" w:fill="121314"/>
+        <w:spacing w:line="270" w:lineRule="atLeast"/>
+        <w:rPr>
+          <w:rFonts w:ascii="Menlo" w:eastAsia="Times New Roman" w:hAnsi="Menlo" w:cs="Menlo"/>
+          <w:color w:val="BBBEBF"/>
+          <w:sz w:val="18"/>
+          <w:szCs w:val="18"/>
+          <w:lang w:eastAsia="ru-RU"/>
+        </w:rPr>
+      </w:pPr>
+    </w:p>
+    <w:p>
+      <w:pPr>
+        <w:shd w:val="clear" w:color="auto" w:fill="121314"/>
+        <w:spacing w:line="270" w:lineRule="atLeast"/>
+        <w:rPr>
+          <w:rFonts w:ascii="Menlo" w:eastAsia="Times New Roman" w:hAnsi="Menlo" w:cs="Menlo"/>
+          <w:color w:val="BBBEBF"/>
+          <w:sz w:val="18"/>
+          <w:szCs w:val="18"/>
+          <w:lang w:eastAsia="ru-RU"/>
+        </w:rPr>
+      </w:pPr>
+      <w:r>
+        <w:rPr>
+          <w:rFonts w:ascii="Menlo" w:eastAsia="Times New Roman" w:hAnsi="Menlo" w:cs="Menlo"/>
+          <w:color w:val="BBBEBF"/>
+          <w:sz w:val="18"/>
+          <w:szCs w:val="18"/>
+          <w:lang w:eastAsia="ru-RU"/>
+        </w:rPr>
+        <w:t xml:space="preserve">    </w:t>
+      </w:r>
+      <w:r>
+        <w:rPr>
+          <w:rFonts w:ascii="Menlo" w:eastAsia="Times New Roman" w:hAnsi="Menlo" w:cs="Menlo"/>
+          <w:color w:val="D2A8FF"/>
+          <w:sz w:val="18"/>
+          <w:szCs w:val="18"/>
+          <w:lang w:eastAsia="ru-RU"/>
+        </w:rPr>
+        <w:t>print</w:t>
+      </w:r>
+      <w:r>
+        <w:rPr>
+          <w:rFonts w:ascii="Menlo" w:eastAsia="Times New Roman" w:hAnsi="Menlo" w:cs="Menlo"/>
+          <w:color w:val="BBBEBF"/>
+          <w:sz w:val="18"/>
+          <w:szCs w:val="18"/>
+          <w:lang w:eastAsia="ru-RU"/>
+        </w:rPr>
+        <w:t>(</w:t>
+      </w:r>
+      <w:r>
+        <w:rPr>
+          <w:rFonts w:ascii="Menlo" w:eastAsia="Times New Roman" w:hAnsi="Menlo" w:cs="Menlo"/>
+          <w:color w:val="A5D6FF"/>
+          <w:sz w:val="18"/>
+          <w:szCs w:val="18"/>
+          <w:lang w:eastAsia="ru-RU"/>
+        </w:rPr>
+        <w:t>"Действие ДО"</w:t>
+      </w:r>
+      <w:r>
+        <w:rPr>
+          <w:rFonts w:ascii="Menlo" w:eastAsia="Times New Roman" w:hAnsi="Menlo" w:cs="Menlo"/>
+          <w:color w:val="BBBEBF"/>
+          <w:sz w:val="18"/>
+          <w:szCs w:val="18"/>
+          <w:lang w:eastAsia="ru-RU"/>
+        </w:rPr>
+        <w:t>)</w:t>
+      </w:r>
+    </w:p>
+    <w:p>
+      <w:pPr>
+        <w:shd w:val="clear" w:color="auto" w:fill="121314"/>
+        <w:spacing w:after="240" w:line="270" w:lineRule="atLeast"/>
+        <w:rPr>
+          <w:rFonts w:ascii="Menlo" w:eastAsia="Times New Roman" w:hAnsi="Menlo" w:cs="Menlo"/>
+          <w:color w:val="BBBEBF"/>
+          <w:sz w:val="18"/>
+          <w:szCs w:val="18"/>
+          <w:lang w:eastAsia="ru-RU"/>
+        </w:rPr>
+      </w:pPr>
+    </w:p>
+    <w:p>
+      <w:pPr>
+        <w:shd w:val="clear" w:color="auto" w:fill="121314"/>
+        <w:spacing w:line="270" w:lineRule="atLeast"/>
+        <w:rPr>
+          <w:rFonts w:ascii="Menlo" w:eastAsia="Times New Roman" w:hAnsi="Menlo" w:cs="Menlo"/>
+          <w:color w:val="BBBEBF"/>
+          <w:sz w:val="18"/>
+          <w:szCs w:val="18"/>
+          <w:lang w:eastAsia="ru-RU"/>
+        </w:rPr>
+      </w:pPr>
+      <w:r>
+        <w:rPr>
+          <w:rFonts w:ascii="Menlo" w:eastAsia="Times New Roman" w:hAnsi="Menlo" w:cs="Menlo"/>
+          <w:color w:val="BBBEBF"/>
+          <w:sz w:val="18"/>
+          <w:szCs w:val="18"/>
+          <w:lang w:eastAsia="ru-RU"/>
+        </w:rPr>
+        <w:t xml:space="preserve">    </w:t>
+      </w:r>
+      <w:r>
+        <w:rPr>
+          <w:rFonts w:ascii="Menlo" w:eastAsia="Times New Roman" w:hAnsi="Menlo" w:cs="Menlo"/>
+          <w:color w:val="8B949E"/>
+          <w:sz w:val="18"/>
+          <w:szCs w:val="18"/>
+          <w:lang w:eastAsia="ru-RU"/>
+        </w:rPr>
+        <w:t># Вызов оригинальной функции</w:t>
+      </w:r>
+    </w:p>
+    <w:p>
+      <w:pPr>
+        <w:shd w:val="clear" w:color="auto" w:fill="121314"/>
+        <w:spacing w:line="270" w:lineRule="atLeast"/>
+        <w:rPr>
+          <w:rFonts w:ascii="Menlo" w:eastAsia="Times New Roman" w:hAnsi="Menlo" w:cs="Menlo"/>
+          <w:color w:val="BBBEBF"/>
+          <w:sz w:val="18"/>
+          <w:szCs w:val="18"/>
+          <w:lang w:eastAsia="ru-RU"/>
+        </w:rPr>
+      </w:pPr>
+    </w:p>
+    <w:p>
+      <w:pPr>
+        <w:shd w:val="clear" w:color="auto" w:fill="121314"/>
+        <w:spacing w:line="270" w:lineRule="atLeast"/>
+        <w:rPr>
+          <w:rFonts w:ascii="Menlo" w:eastAsia="Times New Roman" w:hAnsi="Menlo" w:cs="Menlo"/>
+          <w:color w:val="BBBEBF"/>
+          <w:sz w:val="18"/>
+          <w:szCs w:val="18"/>
+          <w:lang w:eastAsia="ru-RU"/>
+        </w:rPr>
+      </w:pPr>
+      <w:r>
+        <w:rPr>
+          <w:rFonts w:ascii="Menlo" w:eastAsia="Times New Roman" w:hAnsi="Menlo" w:cs="Menlo"/>
+          <w:color w:val="BBBEBF"/>
+          <w:sz w:val="18"/>
+          <w:szCs w:val="18"/>
+          <w:lang w:eastAsia="ru-RU"/>
+        </w:rPr>
+        <w:t xml:space="preserve">    </w:t>
+      </w:r>
+      <w:r>
+        <w:rPr>
+          <w:rFonts w:ascii="Menlo" w:eastAsia="Times New Roman" w:hAnsi="Menlo" w:cs="Menlo"/>
+          <w:color w:val="FFA657"/>
+          <w:sz w:val="18"/>
+          <w:szCs w:val="18"/>
+          <w:lang w:eastAsia="ru-RU"/>
+        </w:rPr>
         <w:t>func</w:t>
       </w:r>
-    </w:p>
-    <w:p>
-      <w:pPr>
-        <w:shd w:val="clear" w:color="auto" w:fill="121314"/>
-        <w:spacing w:line="270" w:lineRule="atLeast"/>
-        <w:rPr>
-          <w:rFonts w:ascii="Menlo" w:eastAsia="Times New Roman" w:hAnsi="Menlo" w:cs="Menlo"/>
-          <w:color w:val="BBBEBF"/>
-          <w:sz w:val="18"/>
-          <w:szCs w:val="18"/>
-          <w:lang w:eastAsia="ru-RU"/>
-        </w:rPr>
-      </w:pPr>
-      <w:r>
-        <w:rPr>
-          <w:rFonts w:ascii="Menlo" w:eastAsia="Times New Roman" w:hAnsi="Menlo" w:cs="Menlo"/>
-          <w:color w:val="BBBEBF"/>
-          <w:sz w:val="18"/>
-          <w:szCs w:val="18"/>
-          <w:lang w:eastAsia="ru-RU"/>
-        </w:rPr>
-        <w:t xml:space="preserve">  )  </w:t>
+      <w:r>
+        <w:rPr>
+          <w:rFonts w:ascii="Menlo" w:eastAsia="Times New Roman" w:hAnsi="Menlo" w:cs="Menlo"/>
+          <w:color w:val="BBBEBF"/>
+          <w:sz w:val="18"/>
+          <w:szCs w:val="18"/>
+          <w:lang w:eastAsia="ru-RU"/>
+        </w:rPr>
+        <w:t>(</w:t>
+      </w:r>
+      <w:r>
+        <w:rPr>
+          <w:rFonts w:ascii="Menlo" w:eastAsia="Times New Roman" w:hAnsi="Menlo" w:cs="Menlo"/>
+          <w:color w:val="FFA657"/>
+          <w:sz w:val="18"/>
+          <w:szCs w:val="18"/>
+          <w:lang w:eastAsia="ru-RU"/>
+        </w:rPr>
+        <w:t>name</w:t>
+      </w:r>
+      <w:r>
+        <w:rPr>
+          <w:rFonts w:ascii="Menlo" w:eastAsia="Times New Roman" w:hAnsi="Menlo" w:cs="Menlo"/>
+          <w:color w:val="BBBEBF"/>
+          <w:sz w:val="18"/>
+          <w:szCs w:val="18"/>
+          <w:lang w:eastAsia="ru-RU"/>
+        </w:rPr>
+        <w:t>)</w:t>
+      </w:r>
+    </w:p>
+    <w:p>
+      <w:pPr>
+        <w:shd w:val="clear" w:color="auto" w:fill="121314"/>
+        <w:spacing w:line="270" w:lineRule="atLeast"/>
+        <w:rPr>
+          <w:rFonts w:ascii="Menlo" w:eastAsia="Times New Roman" w:hAnsi="Menlo" w:cs="Menlo"/>
+          <w:color w:val="BBBEBF"/>
+          <w:sz w:val="18"/>
+          <w:szCs w:val="18"/>
+          <w:lang w:eastAsia="ru-RU"/>
+        </w:rPr>
+      </w:pPr>
+      <w:r>
+        <w:rPr>
+          <w:rFonts w:ascii="Menlo" w:eastAsia="Times New Roman" w:hAnsi="Menlo" w:cs="Menlo"/>
+          <w:color w:val="BBBEBF"/>
+          <w:sz w:val="18"/>
+          <w:szCs w:val="18"/>
+          <w:lang w:eastAsia="ru-RU"/>
+        </w:rPr>
+        <w:t xml:space="preserve">    </w:t>
       </w:r>
       <w:r>
         <w:rPr>
@@ -552,50 +849,43 @@
           <w:szCs w:val="18"/>
           <w:lang w:eastAsia="ru-RU"/>
         </w:rPr>
-        <w:t># Сохраняет оригинальное имя и docstring декорируемой функции</w:t>
-      </w:r>
-    </w:p>
-    <w:p>
-      <w:pPr>
-        <w:shd w:val="clear" w:color="auto" w:fill="121314"/>
-        <w:spacing w:line="270" w:lineRule="atLeast"/>
-        <w:rPr>
-          <w:rFonts w:ascii="Menlo" w:eastAsia="Times New Roman" w:hAnsi="Menlo" w:cs="Menlo"/>
-          <w:color w:val="BBBEBF"/>
-          <w:sz w:val="18"/>
-          <w:szCs w:val="18"/>
-          <w:lang w:eastAsia="ru-RU"/>
-        </w:rPr>
-      </w:pPr>
-      <w:r>
-        <w:rPr>
-          <w:rFonts w:ascii="Menlo" w:eastAsia="Times New Roman" w:hAnsi="Menlo" w:cs="Menlo"/>
-          <w:color w:val="BBBEBF"/>
-          <w:sz w:val="18"/>
-          <w:szCs w:val="18"/>
-          <w:lang w:eastAsia="ru-RU"/>
-        </w:rPr>
-        <w:t xml:space="preserve">  </w:t>
-      </w:r>
-      <w:r>
-        <w:rPr>
-          <w:rFonts w:ascii="Menlo" w:eastAsia="Times New Roman" w:hAnsi="Menlo" w:cs="Menlo"/>
-          <w:color w:val="FF7B72"/>
-          <w:sz w:val="18"/>
-          <w:szCs w:val="18"/>
-          <w:lang w:eastAsia="ru-RU"/>
-        </w:rPr>
-        <w:t>def</w:t>
-      </w:r>
-      <w:r>
-        <w:rPr>
-          <w:rFonts w:ascii="Menlo" w:eastAsia="Times New Roman" w:hAnsi="Menlo" w:cs="Menlo"/>
-          <w:color w:val="BBBEBF"/>
-          <w:sz w:val="18"/>
-          <w:szCs w:val="18"/>
-          <w:lang w:eastAsia="ru-RU"/>
-        </w:rPr>
-        <w:t xml:space="preserve"> </w:t>
+        <w:t># --- 2. Код ПОСЛЕ вызова основной функции ---</w:t>
+      </w:r>
+    </w:p>
+    <w:p>
+      <w:pPr>
+        <w:shd w:val="clear" w:color="auto" w:fill="121314"/>
+        <w:spacing w:line="270" w:lineRule="atLeast"/>
+        <w:rPr>
+          <w:rFonts w:ascii="Menlo" w:eastAsia="Times New Roman" w:hAnsi="Menlo" w:cs="Menlo"/>
+          <w:color w:val="BBBEBF"/>
+          <w:sz w:val="18"/>
+          <w:szCs w:val="18"/>
+          <w:lang w:eastAsia="ru-RU"/>
+        </w:rPr>
+      </w:pPr>
+    </w:p>
+    <w:p>
+      <w:pPr>
+        <w:shd w:val="clear" w:color="auto" w:fill="121314"/>
+        <w:spacing w:line="270" w:lineRule="atLeast"/>
+        <w:rPr>
+          <w:rFonts w:ascii="Menlo" w:eastAsia="Times New Roman" w:hAnsi="Menlo" w:cs="Menlo"/>
+          <w:color w:val="BBBEBF"/>
+          <w:sz w:val="18"/>
+          <w:szCs w:val="18"/>
+          <w:lang w:eastAsia="ru-RU"/>
+        </w:rPr>
+      </w:pPr>
+      <w:r>
+        <w:rPr>
+          <w:rFonts w:ascii="Menlo" w:eastAsia="Times New Roman" w:hAnsi="Menlo" w:cs="Menlo"/>
+          <w:color w:val="BBBEBF"/>
+          <w:sz w:val="18"/>
+          <w:szCs w:val="18"/>
+          <w:lang w:eastAsia="ru-RU"/>
+        </w:rPr>
+        <w:t xml:space="preserve">    </w:t>
       </w:r>
       <w:r>
         <w:rPr>
@@ -605,7 +895,7 @@
           <w:szCs w:val="18"/>
           <w:lang w:eastAsia="ru-RU"/>
         </w:rPr>
-        <w:t>wrapper</w:t>
+        <w:t>print</w:t>
       </w:r>
       <w:r>
         <w:rPr>
@@ -620,148 +910,12 @@
       <w:r>
         <w:rPr>
           <w:rFonts w:ascii="Menlo" w:eastAsia="Times New Roman" w:hAnsi="Menlo" w:cs="Menlo"/>
-          <w:color w:val="D4D4D4"/>
-          <w:sz w:val="18"/>
-          <w:szCs w:val="18"/>
-          <w:lang w:eastAsia="ru-RU"/>
-        </w:rPr>
-        <w:t>*</w:t>
-      </w:r>
-      <w:r>
-        <w:rPr>
-          <w:rFonts w:ascii="Menlo" w:eastAsia="Times New Roman" w:hAnsi="Menlo" w:cs="Menlo"/>
-          <w:color w:val="FFA657"/>
-          <w:sz w:val="18"/>
-          <w:szCs w:val="18"/>
-          <w:lang w:eastAsia="ru-RU"/>
-        </w:rPr>
-        <w:t>args</w:t>
-      </w:r>
-      <w:r>
-        <w:rPr>
-          <w:rFonts w:ascii="Menlo" w:eastAsia="Times New Roman" w:hAnsi="Menlo" w:cs="Menlo"/>
-          <w:color w:val="BBBEBF"/>
-          <w:sz w:val="18"/>
-          <w:szCs w:val="18"/>
-          <w:lang w:eastAsia="ru-RU"/>
-        </w:rPr>
-        <w:t xml:space="preserve">, </w:t>
-      </w:r>
-      <w:r>
-        <w:rPr>
-          <w:rFonts w:ascii="Menlo" w:eastAsia="Times New Roman" w:hAnsi="Menlo" w:cs="Menlo"/>
-          <w:color w:val="D4D4D4"/>
-          <w:sz w:val="18"/>
-          <w:szCs w:val="18"/>
-          <w:lang w:eastAsia="ru-RU"/>
-        </w:rPr>
-        <w:t>**</w:t>
-      </w:r>
-      <w:r>
-        <w:rPr>
-          <w:rFonts w:ascii="Menlo" w:eastAsia="Times New Roman" w:hAnsi="Menlo" w:cs="Menlo"/>
-          <w:color w:val="FFA657"/>
-          <w:sz w:val="18"/>
-          <w:szCs w:val="18"/>
-          <w:lang w:eastAsia="ru-RU"/>
-        </w:rPr>
-        <w:t>kwargs</w:t>
-      </w:r>
-      <w:r>
-        <w:rPr>
-          <w:rFonts w:ascii="Menlo" w:eastAsia="Times New Roman" w:hAnsi="Menlo" w:cs="Menlo"/>
-          <w:color w:val="BBBEBF"/>
-          <w:sz w:val="18"/>
-          <w:szCs w:val="18"/>
-          <w:lang w:eastAsia="ru-RU"/>
-        </w:rPr>
-        <w:t>):</w:t>
-      </w:r>
-    </w:p>
-    <w:p>
-      <w:pPr>
-        <w:shd w:val="clear" w:color="auto" w:fill="121314"/>
-        <w:spacing w:line="270" w:lineRule="atLeast"/>
-        <w:rPr>
-          <w:rFonts w:ascii="Menlo" w:eastAsia="Times New Roman" w:hAnsi="Menlo" w:cs="Menlo"/>
-          <w:color w:val="BBBEBF"/>
-          <w:sz w:val="18"/>
-          <w:szCs w:val="18"/>
-          <w:lang w:eastAsia="ru-RU"/>
-        </w:rPr>
-      </w:pPr>
-      <w:r>
-        <w:rPr>
-          <w:rFonts w:ascii="Menlo" w:eastAsia="Times New Roman" w:hAnsi="Menlo" w:cs="Menlo"/>
-          <w:color w:val="BBBEBF"/>
-          <w:sz w:val="18"/>
-          <w:szCs w:val="18"/>
-          <w:lang w:eastAsia="ru-RU"/>
-        </w:rPr>
-        <w:t xml:space="preserve">    </w:t>
-      </w:r>
-      <w:r>
-        <w:rPr>
-          <w:rFonts w:ascii="Menlo" w:eastAsia="Times New Roman" w:hAnsi="Menlo" w:cs="Menlo"/>
-          <w:color w:val="8B949E"/>
-          <w:sz w:val="18"/>
-          <w:szCs w:val="18"/>
-          <w:lang w:eastAsia="ru-RU"/>
-        </w:rPr>
-        <w:t># --- 1. Код ДО вызова основной функции ---</w:t>
-      </w:r>
-    </w:p>
-    <w:p>
-      <w:pPr>
-        <w:shd w:val="clear" w:color="auto" w:fill="121314"/>
-        <w:spacing w:line="270" w:lineRule="atLeast"/>
-        <w:rPr>
-          <w:rFonts w:ascii="Menlo" w:eastAsia="Times New Roman" w:hAnsi="Menlo" w:cs="Menlo"/>
-          <w:color w:val="BBBEBF"/>
-          <w:sz w:val="18"/>
-          <w:szCs w:val="18"/>
-          <w:lang w:eastAsia="ru-RU"/>
-        </w:rPr>
-      </w:pPr>
-      <w:r>
-        <w:rPr>
-          <w:rFonts w:ascii="Menlo" w:eastAsia="Times New Roman" w:hAnsi="Menlo" w:cs="Menlo"/>
-          <w:color w:val="BBBEBF"/>
-          <w:sz w:val="18"/>
-          <w:szCs w:val="18"/>
-          <w:lang w:eastAsia="ru-RU"/>
-        </w:rPr>
-        <w:t xml:space="preserve">    </w:t>
-      </w:r>
-      <w:r>
-        <w:rPr>
-          <w:rFonts w:ascii="Menlo" w:eastAsia="Times New Roman" w:hAnsi="Menlo" w:cs="Menlo"/>
-          <w:color w:val="D2A8FF"/>
-          <w:sz w:val="18"/>
-          <w:szCs w:val="18"/>
-          <w:lang w:eastAsia="ru-RU"/>
-        </w:rPr>
-        <w:t>print</w:t>
-      </w:r>
-      <w:r>
-        <w:rPr>
-          <w:rFonts w:ascii="Menlo" w:eastAsia="Times New Roman" w:hAnsi="Menlo" w:cs="Menlo"/>
-          <w:color w:val="BBBEBF"/>
-          <w:sz w:val="18"/>
-          <w:szCs w:val="18"/>
-          <w:lang w:eastAsia="ru-RU"/>
-        </w:rPr>
-        <w:t>(</w:t>
-      </w:r>
-      <w:r>
-        <w:rPr>
-          <w:rFonts w:ascii="Menlo" w:eastAsia="Times New Roman" w:hAnsi="Menlo" w:cs="Menlo"/>
           <w:color w:val="A5D6FF"/>
           <w:sz w:val="18"/>
           <w:szCs w:val="18"/>
           <w:lang w:eastAsia="ru-RU"/>
         </w:rPr>
-        <w:t>"Действие ДО"</w:t>
+        <w:t>"Действие ПОСЛЕ"</w:t>
       </w:r>
       <w:r>
         <w:rPr>
@@ -777,371 +931,7 @@
     <w:p>
       <w:pPr>
         <w:shd w:val="clear" w:color="auto" w:fill="121314"/>
-        <w:spacing w:line="270" w:lineRule="atLeast"/>
-        <w:rPr>
-          <w:rFonts w:ascii="Menlo" w:eastAsia="Times New Roman" w:hAnsi="Menlo" w:cs="Menlo"/>
-          <w:color w:val="BBBEBF"/>
-          <w:sz w:val="18"/>
-          <w:szCs w:val="18"/>
-          <w:lang w:eastAsia="ru-RU"/>
-        </w:rPr>
-      </w:pPr>
-    </w:p>
-    <w:p>
-      <w:pPr>
-        <w:shd w:val="clear" w:color="auto" w:fill="121314"/>
-        <w:spacing w:line="270" w:lineRule="atLeast"/>
-        <w:rPr>
-          <w:rFonts w:ascii="Menlo" w:eastAsia="Times New Roman" w:hAnsi="Menlo" w:cs="Menlo"/>
-          <w:color w:val="BBBEBF"/>
-          <w:sz w:val="18"/>
-          <w:szCs w:val="18"/>
-          <w:lang w:eastAsia="ru-RU"/>
-        </w:rPr>
-      </w:pPr>
-      <w:r>
-        <w:rPr>
-          <w:rFonts w:ascii="Menlo" w:eastAsia="Times New Roman" w:hAnsi="Menlo" w:cs="Menlo"/>
-          <w:color w:val="BBBEBF"/>
-          <w:sz w:val="18"/>
-          <w:szCs w:val="18"/>
-          <w:lang w:eastAsia="ru-RU"/>
-        </w:rPr>
-        <w:t xml:space="preserve">    </w:t>
-      </w:r>
-      <w:r>
-        <w:rPr>
-          <w:rFonts w:ascii="Menlo" w:eastAsia="Times New Roman" w:hAnsi="Menlo" w:cs="Menlo"/>
-          <w:color w:val="8B949E"/>
-          <w:sz w:val="18"/>
-          <w:szCs w:val="18"/>
-          <w:lang w:eastAsia="ru-RU"/>
-        </w:rPr>
-        <w:t># Вызов оригинальной функции</w:t>
-      </w:r>
-    </w:p>
-    <w:p>
-      <w:pPr>
-        <w:shd w:val="clear" w:color="auto" w:fill="121314"/>
-        <w:spacing w:line="270" w:lineRule="atLeast"/>
-        <w:rPr>
-          <w:rFonts w:ascii="Menlo" w:eastAsia="Times New Roman" w:hAnsi="Menlo" w:cs="Menlo"/>
-          <w:color w:val="BBBEBF"/>
-          <w:sz w:val="18"/>
-          <w:szCs w:val="18"/>
-          <w:lang w:eastAsia="ru-RU"/>
-        </w:rPr>
-      </w:pPr>
-      <w:r>
-        <w:rPr>
-          <w:rFonts w:ascii="Menlo" w:eastAsia="Times New Roman" w:hAnsi="Menlo" w:cs="Menlo"/>
-          <w:color w:val="BBBEBF"/>
-          <w:sz w:val="18"/>
-          <w:szCs w:val="18"/>
-          <w:lang w:eastAsia="ru-RU"/>
-        </w:rPr>
-        <w:t xml:space="preserve">    </w:t>
-      </w:r>
-      <w:r>
-        <w:rPr>
-          <w:rFonts w:ascii="Menlo" w:eastAsia="Times New Roman" w:hAnsi="Menlo" w:cs="Menlo"/>
-          <w:color w:val="C9D1D9"/>
-          <w:sz w:val="18"/>
-          <w:szCs w:val="18"/>
-          <w:lang w:eastAsia="ru-RU"/>
-        </w:rPr>
-        <w:t>result</w:t>
-      </w:r>
-      <w:r>
-        <w:rPr>
-          <w:rFonts w:ascii="Menlo" w:eastAsia="Times New Roman" w:hAnsi="Menlo" w:cs="Menlo"/>
-          <w:color w:val="BBBEBF"/>
-          <w:sz w:val="18"/>
-          <w:szCs w:val="18"/>
-          <w:lang w:eastAsia="ru-RU"/>
-        </w:rPr>
-        <w:t xml:space="preserve"> </w:t>
-      </w:r>
-      <w:r>
-        <w:rPr>
-          <w:rFonts w:ascii="Menlo" w:eastAsia="Times New Roman" w:hAnsi="Menlo" w:cs="Menlo"/>
-          <w:color w:val="D4D4D4"/>
-          <w:sz w:val="18"/>
-          <w:szCs w:val="18"/>
-          <w:lang w:eastAsia="ru-RU"/>
-        </w:rPr>
-        <w:t>=</w:t>
-      </w:r>
-      <w:r>
-        <w:rPr>
-          <w:rFonts w:ascii="Menlo" w:eastAsia="Times New Roman" w:hAnsi="Menlo" w:cs="Menlo"/>
-          <w:color w:val="BBBEBF"/>
-          <w:sz w:val="18"/>
-          <w:szCs w:val="18"/>
-          <w:lang w:eastAsia="ru-RU"/>
-        </w:rPr>
-        <w:t xml:space="preserve"> </w:t>
-      </w:r>
-      <w:r>
-        <w:rPr>
-          <w:rFonts w:ascii="Menlo" w:eastAsia="Times New Roman" w:hAnsi="Menlo" w:cs="Menlo"/>
-          <w:color w:val="FFA657"/>
-          <w:sz w:val="18"/>
-          <w:szCs w:val="18"/>
-          <w:lang w:eastAsia="ru-RU"/>
-        </w:rPr>
-        <w:t>func</w:t>
-      </w:r>
-      <w:r>
-        <w:rPr>
-          <w:rFonts w:ascii="Menlo" w:eastAsia="Times New Roman" w:hAnsi="Menlo" w:cs="Menlo"/>
-          <w:color w:val="BBBEBF"/>
-          <w:sz w:val="18"/>
-          <w:szCs w:val="18"/>
-          <w:lang w:eastAsia="ru-RU"/>
-        </w:rPr>
-        <w:t>(</w:t>
-      </w:r>
-      <w:r>
-        <w:rPr>
-          <w:rFonts w:ascii="Menlo" w:eastAsia="Times New Roman" w:hAnsi="Menlo" w:cs="Menlo"/>
-          <w:color w:val="D4D4D4"/>
-          <w:sz w:val="18"/>
-          <w:szCs w:val="18"/>
-          <w:lang w:eastAsia="ru-RU"/>
-        </w:rPr>
-        <w:t>*</w:t>
-      </w:r>
-      <w:r>
-        <w:rPr>
-          <w:rFonts w:ascii="Menlo" w:eastAsia="Times New Roman" w:hAnsi="Menlo" w:cs="Menlo"/>
-          <w:color w:val="FFA657"/>
-          <w:sz w:val="18"/>
-          <w:szCs w:val="18"/>
-          <w:lang w:eastAsia="ru-RU"/>
-        </w:rPr>
-        <w:t>args</w:t>
-      </w:r>
-      <w:r>
-        <w:rPr>
-          <w:rFonts w:ascii="Menlo" w:eastAsia="Times New Roman" w:hAnsi="Menlo" w:cs="Menlo"/>
-          <w:color w:val="BBBEBF"/>
-          <w:sz w:val="18"/>
-          <w:szCs w:val="18"/>
-          <w:lang w:eastAsia="ru-RU"/>
-        </w:rPr>
-        <w:t xml:space="preserve">, </w:t>
-      </w:r>
-      <w:r>
-        <w:rPr>
-          <w:rFonts w:ascii="Menlo" w:eastAsia="Times New Roman" w:hAnsi="Menlo" w:cs="Menlo"/>
-          <w:color w:val="D4D4D4"/>
-          <w:sz w:val="18"/>
-          <w:szCs w:val="18"/>
-          <w:lang w:eastAsia="ru-RU"/>
-        </w:rPr>
-        <w:t>**</w:t>
-      </w:r>
-      <w:r>
-        <w:rPr>
-          <w:rFonts w:ascii="Menlo" w:eastAsia="Times New Roman" w:hAnsi="Menlo" w:cs="Menlo"/>
-          <w:color w:val="FFA657"/>
-          <w:sz w:val="18"/>
-          <w:szCs w:val="18"/>
-          <w:lang w:eastAsia="ru-RU"/>
-        </w:rPr>
-        <w:t>kwargs</w:t>
-      </w:r>
-      <w:r>
-        <w:rPr>
-          <w:rFonts w:ascii="Menlo" w:eastAsia="Times New Roman" w:hAnsi="Menlo" w:cs="Menlo"/>
-          <w:color w:val="BBBEBF"/>
-          <w:sz w:val="18"/>
-          <w:szCs w:val="18"/>
-          <w:lang w:eastAsia="ru-RU"/>
-        </w:rPr>
-        <w:t>)</w:t>
-      </w:r>
-    </w:p>
-    <w:p>
-      <w:pPr>
-        <w:shd w:val="clear" w:color="auto" w:fill="121314"/>
-        <w:spacing w:line="270" w:lineRule="atLeast"/>
-        <w:rPr>
-          <w:rFonts w:ascii="Menlo" w:eastAsia="Times New Roman" w:hAnsi="Menlo" w:cs="Menlo"/>
-          <w:color w:val="BBBEBF"/>
-          <w:sz w:val="18"/>
-          <w:szCs w:val="18"/>
-          <w:lang w:eastAsia="ru-RU"/>
-        </w:rPr>
-      </w:pPr>
-    </w:p>
-    <w:p>
-      <w:pPr>
-        <w:shd w:val="clear" w:color="auto" w:fill="121314"/>
-        <w:spacing w:line="270" w:lineRule="atLeast"/>
-        <w:rPr>
-          <w:rFonts w:ascii="Menlo" w:eastAsia="Times New Roman" w:hAnsi="Menlo" w:cs="Menlo"/>
-          <w:color w:val="BBBEBF"/>
-          <w:sz w:val="18"/>
-          <w:szCs w:val="18"/>
-          <w:lang w:eastAsia="ru-RU"/>
-        </w:rPr>
-      </w:pPr>
-      <w:r>
-        <w:rPr>
-          <w:rFonts w:ascii="Menlo" w:eastAsia="Times New Roman" w:hAnsi="Menlo" w:cs="Menlo"/>
-          <w:color w:val="BBBEBF"/>
-          <w:sz w:val="18"/>
-          <w:szCs w:val="18"/>
-          <w:lang w:eastAsia="ru-RU"/>
-        </w:rPr>
-        <w:t xml:space="preserve">    </w:t>
-      </w:r>
-      <w:r>
-        <w:rPr>
-          <w:rFonts w:ascii="Menlo" w:eastAsia="Times New Roman" w:hAnsi="Menlo" w:cs="Menlo"/>
-          <w:color w:val="8B949E"/>
-          <w:sz w:val="18"/>
-          <w:szCs w:val="18"/>
-          <w:lang w:eastAsia="ru-RU"/>
-        </w:rPr>
-        <w:t># --- 2. Код ПОСЛЕ вызова основной функции ---</w:t>
-      </w:r>
-    </w:p>
-    <w:p>
-      <w:pPr>
-        <w:shd w:val="clear" w:color="auto" w:fill="121314"/>
-        <w:spacing w:line="270" w:lineRule="atLeast"/>
-        <w:rPr>
-          <w:rFonts w:ascii="Menlo" w:eastAsia="Times New Roman" w:hAnsi="Menlo" w:cs="Menlo"/>
-          <w:color w:val="BBBEBF"/>
-          <w:sz w:val="18"/>
-          <w:szCs w:val="18"/>
-          <w:lang w:eastAsia="ru-RU"/>
-        </w:rPr>
-      </w:pPr>
-      <w:r>
-        <w:rPr>
-          <w:rFonts w:ascii="Menlo" w:eastAsia="Times New Roman" w:hAnsi="Menlo" w:cs="Menlo"/>
-          <w:color w:val="BBBEBF"/>
-          <w:sz w:val="18"/>
-          <w:szCs w:val="18"/>
-          <w:lang w:eastAsia="ru-RU"/>
-        </w:rPr>
-        <w:t xml:space="preserve">    </w:t>
-      </w:r>
-      <w:r>
-        <w:rPr>
-          <w:rFonts w:ascii="Menlo" w:eastAsia="Times New Roman" w:hAnsi="Menlo" w:cs="Menlo"/>
-          <w:color w:val="D2A8FF"/>
-          <w:sz w:val="18"/>
-          <w:szCs w:val="18"/>
-          <w:lang w:eastAsia="ru-RU"/>
-        </w:rPr>
-        <w:t>print</w:t>
-      </w:r>
-      <w:r>
-        <w:rPr>
-          <w:rFonts w:ascii="Menlo" w:eastAsia="Times New Roman" w:hAnsi="Menlo" w:cs="Menlo"/>
-          <w:color w:val="BBBEBF"/>
-          <w:sz w:val="18"/>
-          <w:szCs w:val="18"/>
-          <w:lang w:eastAsia="ru-RU"/>
-        </w:rPr>
-        <w:t>(</w:t>
-      </w:r>
-      <w:r>
-        <w:rPr>
-          <w:rFonts w:ascii="Menlo" w:eastAsia="Times New Roman" w:hAnsi="Menlo" w:cs="Menlo"/>
-          <w:color w:val="A5D6FF"/>
-          <w:sz w:val="18"/>
-          <w:szCs w:val="18"/>
-          <w:lang w:eastAsia="ru-RU"/>
-        </w:rPr>
-        <w:t>"Действие ПОСЛЕ"</w:t>
-      </w:r>
-      <w:r>
-        <w:rPr>
-          <w:rFonts w:ascii="Menlo" w:eastAsia="Times New Roman" w:hAnsi="Menlo" w:cs="Menlo"/>
-          <w:color w:val="BBBEBF"/>
-          <w:sz w:val="18"/>
-          <w:szCs w:val="18"/>
-          <w:lang w:eastAsia="ru-RU"/>
-        </w:rPr>
-        <w:t>)</w:t>
-      </w:r>
-    </w:p>
-    <w:p>
-      <w:pPr>
-        <w:shd w:val="clear" w:color="auto" w:fill="121314"/>
-        <w:spacing w:line="270" w:lineRule="atLeast"/>
-        <w:rPr>
-          <w:rFonts w:ascii="Menlo" w:eastAsia="Times New Roman" w:hAnsi="Menlo" w:cs="Menlo"/>
-          <w:color w:val="BBBEBF"/>
-          <w:sz w:val="18"/>
-          <w:szCs w:val="18"/>
-          <w:lang w:eastAsia="ru-RU"/>
-        </w:rPr>
-      </w:pPr>
-    </w:p>
-    <w:p>
-      <w:pPr>
-        <w:shd w:val="clear" w:color="auto" w:fill="121314"/>
-        <w:spacing w:line="270" w:lineRule="atLeast"/>
-        <w:rPr>
-          <w:rFonts w:ascii="Menlo" w:eastAsia="Times New Roman" w:hAnsi="Menlo" w:cs="Menlo"/>
-          <w:color w:val="BBBEBF"/>
-          <w:sz w:val="18"/>
-          <w:szCs w:val="18"/>
-          <w:lang w:eastAsia="ru-RU"/>
-        </w:rPr>
-      </w:pPr>
-      <w:r>
-        <w:rPr>
-          <w:rFonts w:ascii="Menlo" w:eastAsia="Times New Roman" w:hAnsi="Menlo" w:cs="Menlo"/>
-          <w:color w:val="BBBEBF"/>
-          <w:sz w:val="18"/>
-          <w:szCs w:val="18"/>
-          <w:lang w:eastAsia="ru-RU"/>
-        </w:rPr>
-        <w:t xml:space="preserve">    </w:t>
-      </w:r>
-      <w:r>
-        <w:rPr>
-          <w:rFonts w:ascii="Menlo" w:eastAsia="Times New Roman" w:hAnsi="Menlo" w:cs="Menlo"/>
-          <w:color w:val="C586C0"/>
-          <w:sz w:val="18"/>
-          <w:szCs w:val="18"/>
-          <w:lang w:eastAsia="ru-RU"/>
-        </w:rPr>
-        <w:t>return</w:t>
-      </w:r>
-      <w:r>
-        <w:rPr>
-          <w:rFonts w:ascii="Menlo" w:eastAsia="Times New Roman" w:hAnsi="Menlo" w:cs="Menlo"/>
-          <w:color w:val="BBBEBF"/>
-          <w:sz w:val="18"/>
-          <w:szCs w:val="18"/>
-          <w:lang w:eastAsia="ru-RU"/>
-        </w:rPr>
-        <w:t xml:space="preserve"> </w:t>
-      </w:r>
-      <w:r>
-        <w:rPr>
-          <w:rFonts w:ascii="Menlo" w:eastAsia="Times New Roman" w:hAnsi="Menlo" w:cs="Menlo"/>
-          <w:color w:val="C9D1D9"/>
-          <w:sz w:val="18"/>
-          <w:szCs w:val="18"/>
-          <w:lang w:eastAsia="ru-RU"/>
-        </w:rPr>
-        <w:t>result</w:t>
-      </w:r>
-    </w:p>
-    <w:p>
-      <w:pPr>
-        <w:shd w:val="clear" w:color="auto" w:fill="121314"/>
-        <w:spacing w:line="270" w:lineRule="atLeast"/>
+        <w:spacing w:after="240" w:line="270" w:lineRule="atLeast"/>
         <w:rPr>
           <w:rFonts w:ascii="Menlo" w:eastAsia="Times New Roman" w:hAnsi="Menlo" w:cs="Menlo"/>
           <w:color w:val="BBBEBF"/>
@@ -1241,6 +1031,7 @@
           <w:rFonts w:ascii="Times New Roman" w:eastAsia="Times New Roman" w:hAnsi="Times New Roman" w:cs="Times New Roman"/>
           <w:lang w:eastAsia="ru-RU"/>
         </w:rPr>
+        <w:lastRenderedPageBreak/>
         <w:t>Python</w:t>
       </w:r>
     </w:p>
@@ -1264,7 +1055,6 @@
           <w:szCs w:val="18"/>
           <w:lang w:eastAsia="ru-RU"/>
         </w:rPr>
-        <w:lastRenderedPageBreak/>
         <w:t>@my_decorator</w:t>
       </w:r>
       <w:r>
@@ -3282,6 +3072,7 @@
           <w:szCs w:val="18"/>
           <w:lang w:eastAsia="ru-RU"/>
         </w:rPr>
+        <w:lastRenderedPageBreak/>
         <w:t>from</w:t>
       </w:r>
       <w:r>
